--- a/doc/written_part_corregido.docx
+++ b/doc/written_part_corregido.docx
@@ -475,25 +475,37 @@
         <w:t xml:space="preserve">. </w:t>
       </w:r>
       <w:r>
-        <w:t xml:space="preserve">Results from </w:t>
+        <w:t>The most robust results</w:t>
+      </w:r>
+      <w:r>
+        <w:t xml:space="preserve"> from </w:t>
       </w:r>
       <w:r>
         <w:t xml:space="preserve">TWFE </w:t>
       </w:r>
       <w:r>
+        <w:t xml:space="preserve">were homicide and sexual violence. They </w:t>
+      </w:r>
+      <w:r>
         <w:t xml:space="preserve">showed </w:t>
       </w:r>
       <w:r>
-        <w:t xml:space="preserve">UPZs with OXXO presence present a 15.7\% increase in personal theft, a 5.9\% increase in homicides, an 8.9\% reduction in motorcycle theft, </w:t>
+        <w:t xml:space="preserve">that </w:t>
+      </w:r>
+      <w:r>
+        <w:t xml:space="preserve">UPZs with OXXO presence present a 5.9\% increase in homicides, </w:t>
+      </w:r>
+      <w:r>
+        <w:t>and</w:t>
+      </w:r>
+      <w:r>
+        <w:t xml:space="preserve"> </w:t>
       </w:r>
       <w:r>
         <w:t>a 16\% reduction in sexual violence</w:t>
       </w:r>
       <w:r>
-        <w:t xml:space="preserve">, </w:t>
-      </w:r>
-      <w:r>
-        <w:t>and an 8.3\% reduction in vehicle theft compared to UPZs without OXXO stores.</w:t>
+        <w:t xml:space="preserve"> compared to UPZs without OXXO stores.</w:t>
       </w:r>
       <w:r>
         <w:t xml:space="preserve"> Additionally, I found that both in the </w:t>
@@ -736,6 +748,7 @@
           <w:bCs/>
           <w:lang w:val="en-US"/>
         </w:rPr>
+        <w:lastRenderedPageBreak/>
         <w:t xml:space="preserve">INTRODUCTION: </w:t>
       </w:r>
     </w:p>
@@ -989,11 +1002,11 @@
         <w:t>}</w:t>
       </w:r>
       <w:r>
-        <w:t xml:space="preserve"> through extended operating hours and improved lighting. These two lines of reasoning </w:t>
+        <w:t xml:space="preserve"> through extended operating hours and improved lighting. These two lines of reasoning highlight the importance of analysing the role of convenience stores within the surrounding </w:t>
       </w:r>
       <w:r>
         <w:lastRenderedPageBreak/>
-        <w:t>highlight the importance of analysing the role of convenience stores within the surrounding criminal environment, particularly because, as \textcite{Dugato2026} argue, addressing the urban conditions that facilitate criminal behavior may be more effective for long-term crime reduction than traditional repressive approaches.</w:t>
+        <w:t>criminal environment, particularly because, as \textcite{Dugato2026} argue, addressing the urban conditions that facilitate criminal behavior may be more effective for long-term crime reduction than traditional repressive approaches.</w:t>
       </w:r>
       <w:r>
         <w:t>\\</w:t>
@@ -7408,13 +7421,7 @@
         <w:t xml:space="preserve"> </w:t>
       </w:r>
       <w:r>
-        <w:t>The results indicate that the arrival of an OXXO store in a UPZ is associated with an increase of 0.084 homicides and a decrease of 0.44 cases of sexual violence per 10,000 inhabitants relative to UPZs without an OXXO store.</w:t>
-      </w:r>
-      <w:r>
-        <w:t xml:space="preserve"> </w:t>
-      </w:r>
-      <w:r>
-        <w:t>Compared with the mean homicide and sexual violence rates in the never-treated group, these estimates correspond to a 16.97</w:t>
+        <w:t>The results indicate that the arrival of an OXXO store in a UPZ is associated with an increase of 0.084 homicides and a decrease of 0.44 cases of sexual violence per 10,000 inhabitants relative to UPZs without an OXXO store. Compared with the mean homicide and sexual violence rates in the never-treated group, these estimates correspond to a 16.97</w:t>
       </w:r>
       <w:r>
         <w:t>\</w:t>
@@ -7426,10 +7433,7 @@
         <w:t>\</w:t>
       </w:r>
       <w:r>
-        <w:t>% decrease, respectively.</w:t>
-      </w:r>
-      <w:r>
-        <w:t xml:space="preserve"> </w:t>
+        <w:t xml:space="preserve">% decrease, respectively. </w:t>
       </w:r>
       <w:r>
         <w:t>Th</w:t>
@@ -7460,10 +7464,7 @@
       </w:r>
       <w:r>
         <w:lastRenderedPageBreak/>
-        <w:t>also statistically significant, I expected both crime categories to increase following the arrival of an OXXO store.</w:t>
-      </w:r>
-      <w:r>
-        <w:t>\\</w:t>
+        <w:t>also statistically significant, I expected both crime categories to increase following the arrival of an OXXO store.\\</w:t>
       </w:r>
     </w:p>
     <w:p>
@@ -7953,10 +7954,7 @@
         <w:t xml:space="preserve">the TWFE specification </w:t>
       </w:r>
       <w:r>
-        <w:t>seemingly</w:t>
-      </w:r>
-      <w:r>
-        <w:t xml:space="preserve"> </w:t>
+        <w:t xml:space="preserve">seemingly </w:t>
       </w:r>
       <w:r>
         <w:t>presents no bias in terms of heterogeneity</w:t>
@@ -8034,31 +8032,10 @@
         <w:t xml:space="preserve"> </w:t>
       </w:r>
       <w:r>
-        <w:t>if OXXO affects personal theft, the effect is likely strongest in the first post-treatment periods and gradually diminishes over time. Nevertheless, the C</w:t>
-      </w:r>
-      <w:r>
-        <w:t>\</w:t>
-      </w:r>
-      <w:r>
-        <w:t>&amp;S event-study estimates are more credible because they satisfy the parallel trends assumption and therefore provide a more reliable basis for inference.</w:t>
-      </w:r>
-      <w:r>
-        <w:t xml:space="preserve"> </w:t>
-      </w:r>
-      <w:r>
-        <w:t>This is an important observation, as the C</w:t>
-      </w:r>
-      <w:r>
-        <w:t>\</w:t>
-      </w:r>
-      <w:r>
-        <w:t>&amp;S and TWFE coefficients imply opposite treatment effects, making the negative effect estimated by C</w:t>
-      </w:r>
-      <w:r>
-        <w:t>\</w:t>
-      </w:r>
-      <w:r>
-        <w:t>&amp;S more credible than the positive effect estimated by TWFE.</w:t>
+        <w:t>if OXXO affects personal theft, the effect is likely strongest in the first post-treatment periods and gradually diminishes over time</w:t>
+      </w:r>
+      <w:r>
+        <w:t>.</w:t>
       </w:r>
       <w:r>
         <w:t>\\</w:t>
@@ -8163,17 +8140,17 @@
         <w:t xml:space="preserve">in </w:t>
       </w:r>
       <w:r>
-        <w:t xml:space="preserve">magnitude </w:t>
+        <w:t>magnitude compared to those obtained under the binary treatment specification. In this case, the treatment intensity specification estimates the marginal effect of an additional OXXO store</w:t>
+      </w:r>
+      <w:r>
+        <w:t xml:space="preserve">; </w:t>
+      </w:r>
+      <w:r>
+        <w:t xml:space="preserve">consequently, the smaller coefficients obtained under the intensity specification should not be interpreted as </w:t>
       </w:r>
       <w:r>
         <w:lastRenderedPageBreak/>
-        <w:t>compared to those obtained under the binary treatment specification. In this case, the treatment intensity specification estimates the marginal effect of an additional OXXO store</w:t>
-      </w:r>
-      <w:r>
-        <w:t xml:space="preserve">; </w:t>
-      </w:r>
-      <w:r>
-        <w:t xml:space="preserve">consequently, the smaller coefficients obtained under the intensity specification should not be interpreted as weaker effects, but rather as the average contribution of each additional store to the </w:t>
+        <w:t xml:space="preserve">weaker effects, but rather as the average contribution of each additional store to the </w:t>
       </w:r>
       <w:r>
         <w:t xml:space="preserve">total </w:t>
@@ -8223,6 +8200,24 @@
       <w:r>
         <w:t>.</w:t>
       </w:r>
+    </w:p>
+    <w:p>
+      <w:pPr>
+        <w:spacing w:line="360" w:lineRule="auto"/>
+        <w:jc w:val="both"/>
+      </w:pPr>
+    </w:p>
+    <w:p>
+      <w:pPr>
+        <w:spacing w:line="360" w:lineRule="auto"/>
+        <w:jc w:val="both"/>
+      </w:pPr>
+    </w:p>
+    <w:p>
+      <w:pPr>
+        <w:spacing w:line="360" w:lineRule="auto"/>
+        <w:jc w:val="both"/>
+      </w:pPr>
     </w:p>
     <w:p>
       <w:pPr>
@@ -8738,10 +8733,7 @@
         <w:t>tab:resultados_regresion_hd</w:t>
       </w:r>
       <w:r>
-        <w:t>}</w:t>
-      </w:r>
-      <w:r>
-        <w:t>)</w:t>
+        <w:t>})</w:t>
       </w:r>
       <w:r>
         <w:t>.</w:t>
@@ -9086,13 +9078,7 @@
         <w:t xml:space="preserve"> </w:t>
       </w:r>
       <w:r>
-        <w:t xml:space="preserve">were, in </w:t>
-      </w:r>
-      <w:r>
-        <w:t xml:space="preserve">almost </w:t>
-      </w:r>
-      <w:r>
-        <w:t>all cases, underestimated</w:t>
+        <w:t>were, in almost all cases, underestimated</w:t>
       </w:r>
       <w:r>
         <w:t>. Additionally, regressions</w:t>
@@ -9325,33 +9311,52 @@
         <w:t xml:space="preserve"> </w:t>
       </w:r>
       <w:r>
+        <w:rPr>
+          <w:highlight w:val="red"/>
+        </w:rPr>
         <w:t>Because this pattern is consistent across all robustness checks and the baseline analysis, the evidence</w:t>
       </w:r>
       <w:r>
+        <w:rPr>
+          <w:highlight w:val="red"/>
+        </w:rPr>
         <w:t xml:space="preserve"> for </w:t>
       </w:r>
       <w:r>
-        <w:t xml:space="preserve"> </w:t>
-      </w:r>
-      <w:r>
+        <w:rPr>
+          <w:highlight w:val="red"/>
+        </w:rPr>
+        <w:t xml:space="preserve"> </w:t>
+      </w:r>
+      <w:r>
+        <w:rPr>
+          <w:highlight w:val="red"/>
+        </w:rPr>
         <w:t xml:space="preserve">C\&amp;S  </w:t>
       </w:r>
       <w:r>
-        <w:t xml:space="preserve">more strongly </w:t>
-      </w:r>
-      <w:r>
-        <w:t xml:space="preserve">supports the conclusion that OXXO entry </w:t>
-      </w:r>
-      <w:r>
+        <w:rPr>
+          <w:highlight w:val="red"/>
+        </w:rPr>
+        <w:t xml:space="preserve">more strongly supports the conclusion that OXXO entry </w:t>
+      </w:r>
+      <w:r>
+        <w:rPr>
+          <w:highlight w:val="red"/>
+        </w:rPr>
         <w:t xml:space="preserve">did not affect criminal activity in </w:t>
       </w:r>
       <w:r>
         <w:rPr>
+          <w:highlight w:val="red"/>
           <w:lang w:val="en-US"/>
         </w:rPr>
         <w:t>Bogotá</w:t>
       </w:r>
       <w:r>
+        <w:rPr>
+          <w:highlight w:val="red"/>
+        </w:rPr>
         <w:t>.\\</w:t>
       </w:r>
     </w:p>
@@ -9652,19 +9657,10 @@
         <w:jc w:val="both"/>
       </w:pPr>
       <w:r>
-        <w:t>Overall, although the C</w:t>
-      </w:r>
-      <w:r>
-        <w:t>\</w:t>
-      </w:r>
-      <w:r>
-        <w:t xml:space="preserve">&amp;S estimates do not provide evidence that the expansion of OXXO stores over time affected most of the crime categories analyzed, </w:t>
-      </w:r>
-      <w:r>
-        <w:t>I</w:t>
-      </w:r>
-      <w:r>
-        <w:t xml:space="preserve"> place greater weight on the statistically significant TWFE estimates obtained in the robustness checks.</w:t>
+        <w:rPr>
+          <w:highlight w:val="red"/>
+        </w:rPr>
+        <w:t>Overall, although the C\&amp;S estimates do not provide evidence that the expansion of OXXO stores over time affected most of the crime categories analyzed, I place greater weight on the statistically significant TWFE estimates obtained in the robustness checks.</w:t>
       </w:r>
       <w:r>
         <w:t xml:space="preserve"> </w:t>
@@ -10020,10 +10016,7 @@
         <w:t xml:space="preserve">the fact that </w:t>
       </w:r>
       <w:r>
-        <w:t>homicide</w:t>
-      </w:r>
-      <w:r>
-        <w:t xml:space="preserve"> is one of the two </w:t>
+        <w:t xml:space="preserve">homicide is one of the two </w:t>
       </w:r>
       <w:r>
         <w:t>s</w:t>
@@ -10133,42 +10126,39 @@
         <w:t xml:space="preserve">was </w:t>
       </w:r>
       <w:r>
-        <w:t>producing spurious results</w:t>
+        <w:t xml:space="preserve">producing spurious results. </w:t>
+      </w:r>
+      <w:r>
+        <w:t xml:space="preserve">Nonetheless, upon closer inspection of the </w:t>
+      </w:r>
+      <w:r>
+        <w:t>\textit{</w:t>
+      </w:r>
+      <w:r>
+        <w:t>victim mobility modality</w:t>
+      </w:r>
+      <w:r>
+        <w:t>}</w:t>
+      </w:r>
+      <w:r>
+        <w:t xml:space="preserve"> recorded in the raw SIEDCO data, I found that 99.78</w:t>
+      </w:r>
+      <w:r>
+        <w:t>\</w:t>
+      </w:r>
+      <w:r>
+        <w:t>% of cases involved a victim who was walking at the time of the incident</w:t>
       </w:r>
       <w:r>
         <w:t xml:space="preserve">. </w:t>
       </w:r>
       <w:r>
-        <w:t xml:space="preserve">Nonetheless, upon closer inspection of the </w:t>
-      </w:r>
-      <w:r>
-        <w:t>\textit{</w:t>
-      </w:r>
-      <w:r>
-        <w:t>victim mobility modality</w:t>
-      </w:r>
-      <w:r>
-        <w:t>}</w:t>
-      </w:r>
-      <w:r>
-        <w:t xml:space="preserve"> recorded in the raw SIEDCO data, I found that 99.78</w:t>
+        <w:t>This makes the regression results more coherent, as the estimated effect is localized: OXXO presence is associated with a 16</w:t>
       </w:r>
       <w:r>
         <w:t>\</w:t>
       </w:r>
       <w:r>
-        <w:t>% of cases involved a victim who was walking at the time of the incident</w:t>
-      </w:r>
-      <w:r>
-        <w:t xml:space="preserve">. </w:t>
-      </w:r>
-      <w:r>
-        <w:t>This makes the regression results more coherent, as the estimated effect is localized: OXXO presence is associated with a 16</w:t>
-      </w:r>
-      <w:r>
-        <w:t>\</w:t>
-      </w:r>
-      <w:r>
         <w:t>% reduction in sexual violence incidents occurring on the street, and incidents linked to street-level exposure are precisely those that OXXO's presence could most plausibly influence.</w:t>
       </w:r>
       <w:r>
@@ -10178,27 +10168,171 @@
         <w:t>possible</w:t>
       </w:r>
       <w:r>
-        <w:t xml:space="preserve"> explanation is the same mechanism proposed for vehicle and motorcycle theft: increased </w:t>
-      </w:r>
-      <w:r>
-        <w:t>\textit{</w:t>
+        <w:t xml:space="preserve"> explanation is the same mechanism proposed for vehicle and motorcycle theft: increased \textit{</w:t>
       </w:r>
       <w:r>
         <w:rPr>
           <w:i/>
           <w:iCs/>
         </w:rPr>
-        <w:t>eyes on the street</w:t>
-      </w:r>
-      <w:r>
-        <w:rPr>
-          <w:i/>
-          <w:iCs/>
-        </w:rPr>
+        <w:t>eyes on the street}</w:t>
+      </w:r>
+      <w:r>
+        <w:t> during both daytime and nighttime hours.\\</w:t>
+      </w:r>
+    </w:p>
+    <w:p>
+      <w:pPr>
+        <w:spacing w:line="360" w:lineRule="auto"/>
+        <w:jc w:val="both"/>
+      </w:pPr>
+    </w:p>
+    <w:p>
+      <w:pPr>
+        <w:spacing w:line="360" w:lineRule="auto"/>
+        <w:ind w:firstLine="720"/>
+        <w:jc w:val="both"/>
+      </w:pPr>
+      <w:r>
+        <w:t xml:space="preserve">Conversely, the effect found in homicide can be explained through the results of other similar studies. </w:t>
+      </w:r>
+      <w:r>
+        <w:t>Empirical evidence from \textcite{Scribner1999} and \textcite{Bowen2022} provides a plausible mechanism for why OXXO openings alter homicide dynamics</w:t>
+      </w:r>
+      <w:r>
+        <w:t xml:space="preserve"> in Bogotá</w:t>
+      </w:r>
+      <w:r>
+        <w:t>.</w:t>
+      </w:r>
+      <w:r>
+        <w:rPr>
+          <w:lang w:val="en-US"/>
+        </w:rPr>
+        <w:t xml:space="preserve"> </w:t>
+      </w:r>
+      <w:r>
+        <w:t>\textcite</w:t>
+      </w:r>
+      <w:r>
+        <w:t>{</w:t>
+      </w:r>
+      <w:r>
+        <w:t>Scribner1999</w:t>
+      </w:r>
+      <w:r>
         <w:t>}</w:t>
       </w:r>
       <w:r>
-        <w:t> during both daytime and nighttime hours.</w:t>
+        <w:t>, for instance,</w:t>
+      </w:r>
+      <w:r>
+        <w:t xml:space="preserve"> studied the effect of alcohol outlets on homicide in New Orleans</w:t>
+      </w:r>
+      <w:r>
+        <w:t xml:space="preserve">, </w:t>
+      </w:r>
+      <w:r>
+        <w:t>finding a positive relationship and an increase in violence in areas with higher establishment density.</w:t>
+      </w:r>
+      <w:r>
+        <w:t xml:space="preserve"> </w:t>
+      </w:r>
+      <w:r>
+        <w:t xml:space="preserve">Moreover, </w:t>
+      </w:r>
+      <w:r>
+        <w:t>\textcite</w:t>
+      </w:r>
+      <w:r>
+        <w:t>{</w:t>
+      </w:r>
+      <w:r>
+        <w:t>Bowen2022</w:t>
+      </w:r>
+      <w:r>
+        <w:t xml:space="preserve">} </w:t>
+      </w:r>
+      <w:r>
+        <w:t>corroborate</w:t>
+      </w:r>
+      <w:r>
+        <w:t>d</w:t>
+      </w:r>
+      <w:r>
+        <w:t xml:space="preserve"> these findings for convenience stores, </w:t>
+      </w:r>
+      <w:r>
+        <w:t>and commented</w:t>
+      </w:r>
+      <w:r>
+        <w:t xml:space="preserve"> that 24-hour retail operations more than doubled the odds of violent injuries in their surroundings compared to stores operating under restricted hours.</w:t>
+      </w:r>
+      <w:r>
+        <w:t xml:space="preserve"> </w:t>
+      </w:r>
+      <w:r>
+        <w:t>Although OXXO stores are not exc</w:t>
+      </w:r>
+      <w:r>
+        <w:t>l</w:t>
+      </w:r>
+      <w:r>
+        <w:t>usively alcohol outlets</w:t>
+      </w:r>
+      <w:r>
+        <w:t xml:space="preserve">, they sell alcoholic beverages and operate under a 24-hour system. </w:t>
+      </w:r>
+      <w:r>
+        <w:t>Under these distinct operational characteristics, and from a public safety perspective, OXXO establishments can inadvertently act as ambient crime generators</w:t>
+      </w:r>
+      <w:r>
+        <w:t xml:space="preserve"> \parencite{Davis2021}</w:t>
+      </w:r>
+      <w:r>
+        <w:t>. By functioning as highly visible, illuminated nodes, the</w:t>
+      </w:r>
+      <w:r>
+        <w:t>y</w:t>
+      </w:r>
+      <w:r>
+        <w:t xml:space="preserve"> can become focal points for nocturnal gatherings, facilitate alcohol consumption in adjacent public spaces or within the same street, and provide the conditions for spontaneous disputes. </w:t>
+      </w:r>
+      <w:r>
+        <w:t xml:space="preserve">Moreover, these dynamics can rapidly escalate into lethal altercations or, as </w:t>
+      </w:r>
+      <w:r>
+        <w:t>my</w:t>
+      </w:r>
+      <w:r>
+        <w:t xml:space="preserve"> empirical findings suggest, homicides</w:t>
+      </w:r>
+      <w:r>
+        <w:t>.</w:t>
+      </w:r>
+      <w:r>
+        <w:t xml:space="preserve"> </w:t>
+      </w:r>
+      <w:r>
+        <w:t xml:space="preserve">For subsequent analyses of this thesis, it will be important to explore whether </w:t>
+      </w:r>
+      <w:r>
+        <w:t>the statistical significance and magnitude of the homicide effect</w:t>
+      </w:r>
+      <w:r>
+        <w:t xml:space="preserve"> is </w:t>
+      </w:r>
+      <w:r>
+        <w:t xml:space="preserve">driven </w:t>
+      </w:r>
+      <w:r>
+        <w:t xml:space="preserve">by nocturnal homicides. If true, this will further reinforce the idea that OXXO may be a crime generator </w:t>
+      </w:r>
+      <w:r>
+        <w:t>during nighttime hours</w:t>
+      </w:r>
+      <w:r>
+        <w:t>.</w:t>
       </w:r>
       <w:r>
         <w:t>\\</w:t>
@@ -10213,174 +10347,14 @@
     <w:p>
       <w:pPr>
         <w:spacing w:line="360" w:lineRule="auto"/>
-        <w:ind w:firstLine="720"/>
-        <w:jc w:val="both"/>
-      </w:pPr>
-      <w:r>
-        <w:t xml:space="preserve">Conversely, the effect found in homicide can be explained through the results of other similar studies. </w:t>
-      </w:r>
-      <w:r>
-        <w:t>Empirical evidence from \textcite{Scribner1999} and \textcite{Bowen2022} provides a plausible mechanism for why OXXO openings alter homicide dynamics</w:t>
-      </w:r>
-      <w:r>
-        <w:t xml:space="preserve"> in Bogotá</w:t>
-      </w:r>
-      <w:r>
-        <w:t>.</w:t>
-      </w:r>
-      <w:r>
-        <w:rPr>
-          <w:lang w:val="en-US"/>
-        </w:rPr>
-        <w:t xml:space="preserve"> </w:t>
-      </w:r>
-      <w:r>
-        <w:t>\textcite</w:t>
-      </w:r>
-      <w:r>
-        <w:t>{</w:t>
-      </w:r>
-      <w:r>
-        <w:t>Scribner1999</w:t>
-      </w:r>
-      <w:r>
-        <w:t>}</w:t>
-      </w:r>
-      <w:r>
-        <w:t>, for instance,</w:t>
-      </w:r>
-      <w:r>
-        <w:t xml:space="preserve"> studied the effect of alcohol outlets on homicide in New Orleans</w:t>
-      </w:r>
-      <w:r>
-        <w:t xml:space="preserve">, </w:t>
-      </w:r>
-      <w:r>
-        <w:t>finding a positive relationship and an increase in violence in areas with higher establishment density.</w:t>
-      </w:r>
-      <w:r>
-        <w:t xml:space="preserve"> </w:t>
-      </w:r>
-      <w:r>
-        <w:t xml:space="preserve">Moreover, </w:t>
-      </w:r>
-      <w:r>
-        <w:t>\textcite</w:t>
-      </w:r>
-      <w:r>
-        <w:t>{</w:t>
-      </w:r>
-      <w:r>
-        <w:t>Bowen2022</w:t>
-      </w:r>
-      <w:r>
-        <w:t xml:space="preserve">} </w:t>
-      </w:r>
-      <w:r>
-        <w:t>corroborate</w:t>
-      </w:r>
-      <w:r>
-        <w:t>d</w:t>
-      </w:r>
-      <w:r>
-        <w:t xml:space="preserve"> these findings for convenience stores, </w:t>
-      </w:r>
-      <w:r>
-        <w:t>and commented</w:t>
-      </w:r>
-      <w:r>
-        <w:t xml:space="preserve"> that 24-hour retail operations more than doubled the odds of violent injuries in their surroundings compared to stores operating under restricted hours.</w:t>
-      </w:r>
-      <w:r>
-        <w:t xml:space="preserve"> </w:t>
-      </w:r>
-      <w:r>
-        <w:t>Although OXXO stores are not exc</w:t>
-      </w:r>
-      <w:r>
-        <w:t>l</w:t>
-      </w:r>
-      <w:r>
-        <w:t>usively alcohol outlets</w:t>
-      </w:r>
-      <w:r>
-        <w:t xml:space="preserve">, they sell alcoholic beverages and operate under a 24-hour system. </w:t>
-      </w:r>
-      <w:r>
-        <w:t>Under these distinct operational characteristics, and from a public safety perspective, OXXO establishments can inadvertently act as ambient crime generators</w:t>
-      </w:r>
-      <w:r>
-        <w:t xml:space="preserve"> \parencite{Davis2021}</w:t>
-      </w:r>
-      <w:r>
-        <w:t>. By functioning as highly visible, illuminated nodes, the</w:t>
-      </w:r>
-      <w:r>
-        <w:t>y</w:t>
-      </w:r>
-      <w:r>
-        <w:t xml:space="preserve"> can become focal points for nocturnal gatherings, facilitate alcohol consumption in adjacent public spaces or within the same street, and provide the conditions for spontaneous disputes. </w:t>
-      </w:r>
-      <w:r>
-        <w:t xml:space="preserve">Moreover, these dynamics can rapidly escalate into lethal altercations or, as </w:t>
-      </w:r>
-      <w:r>
-        <w:t>my</w:t>
-      </w:r>
-      <w:r>
-        <w:t xml:space="preserve"> empirical findings suggest, homicides</w:t>
-      </w:r>
-      <w:r>
-        <w:t>.</w:t>
-      </w:r>
-      <w:r>
-        <w:t xml:space="preserve"> </w:t>
-      </w:r>
-      <w:r>
-        <w:t xml:space="preserve">For subsequent analyses of this thesis, it will be important to explore whether </w:t>
-      </w:r>
-      <w:r>
-        <w:t>the statistical significance and magnitude of the homicide effect</w:t>
-      </w:r>
-      <w:r>
-        <w:t xml:space="preserve"> is </w:t>
-      </w:r>
-      <w:r>
-        <w:t xml:space="preserve">driven </w:t>
-      </w:r>
-      <w:r>
-        <w:t xml:space="preserve">by nocturnal homicides. If true, this will further reinforce the idea that OXXO may be a crime generator </w:t>
-      </w:r>
-      <w:r>
-        <w:t>during nighttime hours</w:t>
-      </w:r>
-      <w:r>
-        <w:t>.</w:t>
-      </w:r>
-      <w:r>
-        <w:t>\\</w:t>
-      </w:r>
-    </w:p>
-    <w:p>
-      <w:pPr>
-        <w:spacing w:line="360" w:lineRule="auto"/>
-        <w:jc w:val="both"/>
-      </w:pPr>
-    </w:p>
-    <w:p>
-      <w:pPr>
-        <w:spacing w:line="360" w:lineRule="auto"/>
-        <w:jc w:val="both"/>
-        <w:rPr>
-          <w:b/>
-          <w:bCs/>
-        </w:rPr>
-      </w:pPr>
-      <w:r>
-        <w:t>Finally, it is important to emphasize that the mechanisms proposed here are only plausible explanations and may not represent the actual channels through which OXXO affects crime. Moreover, the estimated effects may still be subject to bias.</w:t>
-      </w:r>
-      <w:r>
-        <w:t xml:space="preserve"> </w:t>
+        <w:jc w:val="both"/>
+        <w:rPr>
+          <w:b/>
+          <w:bCs/>
+        </w:rPr>
+      </w:pPr>
+      <w:r>
+        <w:t xml:space="preserve">Finally, it is important to emphasize that the mechanisms proposed here are only plausible explanations and may not represent the actual channels through which OXXO affects crime. Moreover, the estimated effects may still be subject to bias. </w:t>
       </w:r>
       <w:r>
         <w:t xml:space="preserve">For the mechanisms described, additional tests should be </w:t>
@@ -10395,10 +10369,7 @@
         <w:t xml:space="preserve"> </w:t>
       </w:r>
       <w:r>
-        <w:t>For example, to assess whether alcohol plays a relevant role in increasing homicide rates, one approach would be to estimate the same specifications for a similar establishment such as</w:t>
-      </w:r>
-      <w:r>
-        <w:t xml:space="preserve"> </w:t>
+        <w:t xml:space="preserve">For example, to assess whether alcohol plays a relevant role in increasing homicide rates, one approach would be to estimate the same specifications for a similar establishment such as </w:t>
       </w:r>
       <w:r>
         <w:t xml:space="preserve">\textit{Farmatodo}, a convenience store that runs 24 hours but does not sell alcholic beverages. </w:t>
@@ -10407,16 +10378,10 @@
         <w:t>If no effect on homicide is found for </w:t>
       </w:r>
       <w:r>
-        <w:t xml:space="preserve"> </w:t>
-      </w:r>
-      <w:r>
-        <w:t>\textit{Farmatod</w:t>
-      </w:r>
-      <w:r>
-        <w:t>o}</w:t>
-      </w:r>
-      <w:r>
-        <w:t>, this would provide suggestive evidence that alcohol sales contribute to OXXO's impact on this crime.</w:t>
+        <w:t xml:space="preserve"> \textit{Farmatod</w:t>
+      </w:r>
+      <w:r>
+        <w:t>o}, this would provide suggestive evidence that alcohol sales contribute to OXXO's impact on this crime.</w:t>
       </w:r>
       <w:r>
         <w:t xml:space="preserve"> </w:t>
@@ -16303,6 +16268,7 @@
   <w:style w:type="character" w:default="1" w:styleId="DefaultParagraphFont">
     <w:name w:val="Default Paragraph Font"/>
     <w:uiPriority w:val="1"/>
+    <w:semiHidden/>
     <w:unhideWhenUsed/>
   </w:style>
   <w:style w:type="table" w:default="1" w:styleId="TableNormal">
